--- a/Project-Proposal-Smart-Recipe-Pantry-Assistant.docx
+++ b/Project-Proposal-Smart-Recipe-Pantry-Assistant.docx
@@ -4263,13 +4263,11 @@
             </w:pPr>
             <w:r>
               <w:rPr>
-                <w:rFonts w:ascii="Calibri" w:cs="Calibri" w:eastAsia="Calibri" w:hAnsi="Calibri"/>
-                <w:color w:val="222222"/>
-                <w:sz w:val="20"/>
-                <w:szCs w:val="20"/>
-                <w:rtl w:val="0"/>
-              </w:rPr>
-              <w:t xml:space="preserve">Save AI-generated and manually entered recipes for reuse.</w:t>
+                <w:sz w:val="20"/>
+                <w:szCs w:val="20"/>
+                <w:rtl w:val="0"/>
+              </w:rPr>
+              <w:t xml:space="preserve">Save AI-generated recipes for reuse. </w:t>
             </w:r>
             <w:r>
               <w:rPr>
